--- a/Manual Testing/13x/Manual Testing MasterClass Part1.docx
+++ b/Manual Testing/13x/Manual Testing MasterClass Part1.docx
@@ -1083,13 +1083,21 @@
           <w:bCs/>
           <w:color w:val="EE0000"/>
         </w:rPr>
-        <w:t>justification of all the requirements</w:t>
-      </w:r>
-      <w:r>
-        <w:rPr>
+        <w:t xml:space="preserve">justification of all the </w:t>
+      </w:r>
+      <w:r>
+        <w:rPr>
+          <w:b/>
+          <w:bCs/>
           <w:color w:val="EE0000"/>
         </w:rPr>
-        <w:t xml:space="preserve"> of a customer in a product</w:t>
+        <w:t>requirements of a customer</w:t>
+      </w:r>
+      <w:r>
+        <w:rPr>
+          <w:color w:val="EE0000"/>
+        </w:rPr>
+        <w:t xml:space="preserve"> in a product</w:t>
       </w:r>
     </w:p>
     <w:p>
@@ -1363,6 +1371,9 @@
         </mc:AlternateContent>
       </w:r>
       <w:r>
+        <w:rPr>
+          <w:noProof/>
+        </w:rPr>
         <w:drawing>
           <wp:inline distT="0" distB="0" distL="0" distR="0" wp14:anchorId="02D0CFC4" wp14:editId="1FBF4EAC">
             <wp:extent cx="5582429" cy="1962424"/>
